--- a/Resume_AYUSH SHAH_InDoc(Editable).docx
+++ b/Resume_AYUSH SHAH_InDoc(Editable).docx
@@ -130,7 +130,7 @@
             <w:szCs w:val="14"/>
             <w:lang w:val="en-IN" w:eastAsia="en-AU" w:bidi="ar-SA"/>
           </w:rPr>
-          <w:t>Portfolio/Ay</w:t>
+          <w:t>Portfolio</w:t>
         </w:r>
         <w:r>
           <w:rPr>
@@ -140,7 +140,7 @@
             <w:szCs w:val="14"/>
             <w:lang w:val="en-IN" w:eastAsia="en-AU" w:bidi="ar-SA"/>
           </w:rPr>
-          <w:t>u</w:t>
+          <w:t>/</w:t>
         </w:r>
         <w:r>
           <w:rPr>
@@ -150,7 +150,7 @@
             <w:szCs w:val="14"/>
             <w:lang w:val="en-IN" w:eastAsia="en-AU" w:bidi="ar-SA"/>
           </w:rPr>
-          <w:t>shah</w:t>
+          <w:t>Ayushah</w:t>
         </w:r>
       </w:hyperlink>
       <w:r>
@@ -230,27 +230,7 @@
             <w:szCs w:val="14"/>
             <w:lang w:val="en-IN" w:eastAsia="en-AU" w:bidi="ar-SA"/>
           </w:rPr>
-          <w:t>https://g</w:t>
-        </w:r>
-        <w:r>
-          <w:rPr>
-            <w:rStyle w:val="Hyperlink"/>
-            <w:noProof/>
-            <w:sz w:val="22"/>
-            <w:szCs w:val="14"/>
-            <w:lang w:val="en-IN" w:eastAsia="en-AU" w:bidi="ar-SA"/>
-          </w:rPr>
-          <w:t>i</w:t>
-        </w:r>
-        <w:r>
-          <w:rPr>
-            <w:rStyle w:val="Hyperlink"/>
-            <w:noProof/>
-            <w:sz w:val="22"/>
-            <w:szCs w:val="14"/>
-            <w:lang w:val="en-IN" w:eastAsia="en-AU" w:bidi="ar-SA"/>
-          </w:rPr>
-          <w:t>thub.com/</w:t>
+          <w:t>https://github.com/</w:t>
         </w:r>
         <w:r>
           <w:rPr>
@@ -281,7 +261,7 @@
           <w:lang w:val="en-IN" w:eastAsia="en-AU" w:bidi="ar-SA"/>
         </w:rPr>
         <w:pict w14:anchorId="4D8EE252">
-          <v:rect id="_x0000_i1025" style="width:0;height:1.5pt" o:hralign="center" o:hrstd="t" o:hr="t" fillcolor="#a0a0a0" stroked="f"/>
+          <v:rect id="_x0000_i1041" style="width:0;height:1.5pt" o:hralign="center" o:hrstd="t" o:hr="t" fillcolor="#a0a0a0" stroked="f"/>
         </w:pict>
       </w:r>
     </w:p>
@@ -322,20 +302,19 @@
           <w:noProof/>
           <w:sz w:val="22"/>
           <w:szCs w:val="14"/>
-          <w:lang w:val="en-IN" w:eastAsia="en-AU" w:bidi="ar-SA"/>
-        </w:rPr>
-        <w:t>Computer Science student focused on backend development using Java. Experienced with Spring Boot for building REST APIs and integrating them with MySQL databases. Most of my learning comes from developing projects where I focus on writing structured and practical code.</w:t>
-      </w:r>
-    </w:p>
-    <w:p>
-      <w:pPr>
-        <w:rPr>
-          <w:noProof/>
-          <w:sz w:val="22"/>
-          <w:szCs w:val="14"/>
-          <w:lang w:val="en-IN" w:eastAsia="en-AU" w:bidi="ar-SA"/>
-        </w:rPr>
-      </w:pPr>
+          <w:lang w:eastAsia="en-AU"/>
+        </w:rPr>
+        <w:t>Computer Science undergraduate specializing in Java backend development with hands-on experience building secure and scalable applications using Java, Spring Boot, Spring Security, JWT Authentication, Docker, AWS, and Microservices. Skilled in developing REST APIs, integrating relational databases, and deploying applications to cloud platforms. Passionate about backend engineering, distributed systems, and building AI-powered full-stack applications</w:t>
+      </w:r>
+      <w:r>
+        <w:rPr>
+          <w:noProof/>
+          <w:sz w:val="22"/>
+          <w:szCs w:val="14"/>
+          <w:lang w:val="en-IN" w:eastAsia="en-AU"/>
+        </w:rPr>
+        <w:t>.</w:t>
+      </w:r>
       <w:r>
         <w:rPr>
           <w:noProof/>
@@ -344,7 +323,7 @@
           <w:lang w:val="en-IN" w:eastAsia="en-AU" w:bidi="ar-SA"/>
         </w:rPr>
         <w:pict w14:anchorId="7D8D3010">
-          <v:rect id="_x0000_i1026" style="width:0;height:1.5pt" o:hralign="center" o:hrstd="t" o:hr="t" fillcolor="#a0a0a0" stroked="f"/>
+          <v:rect id="_x0000_i1042" style="width:0;height:1.5pt" o:hralign="center" o:hrstd="t" o:hr="t" fillcolor="#a0a0a0" stroked="f"/>
         </w:pict>
       </w:r>
     </w:p>
@@ -402,7 +381,204 @@
           <w:szCs w:val="14"/>
           <w:lang w:val="en-IN" w:eastAsia="en-AU" w:bidi="ar-SA"/>
         </w:rPr>
-        <w:t xml:space="preserve"> Java, JavaScript, C++</w:t>
+        <w:t xml:space="preserve"> </w:t>
+      </w:r>
+      <w:r>
+        <w:rPr>
+          <w:noProof/>
+          <w:sz w:val="22"/>
+          <w:szCs w:val="14"/>
+          <w:lang w:val="en-IN" w:eastAsia="en-AU" w:bidi="ar-SA"/>
+        </w:rPr>
+        <w:t xml:space="preserve"> </w:t>
+      </w:r>
+      <w:r>
+        <w:rPr>
+          <w:noProof/>
+          <w:sz w:val="22"/>
+          <w:szCs w:val="14"/>
+          <w:lang w:val="en-IN" w:eastAsia="en-AU" w:bidi="ar-SA"/>
+        </w:rPr>
+        <w:t>Java, JavaScript, C++</w:t>
+      </w:r>
+      <w:r>
+        <w:rPr>
+          <w:noProof/>
+          <w:sz w:val="22"/>
+          <w:szCs w:val="14"/>
+          <w:lang w:val="en-IN" w:eastAsia="en-AU" w:bidi="ar-SA"/>
+        </w:rPr>
+        <w:t>,SQl</w:t>
+      </w:r>
+    </w:p>
+    <w:p>
+      <w:pPr>
+        <w:ind w:left="360"/>
+        <w:rPr>
+          <w:noProof/>
+          <w:sz w:val="22"/>
+          <w:szCs w:val="14"/>
+          <w:lang w:val="en-IN" w:eastAsia="en-AU" w:bidi="ar-SA"/>
+        </w:rPr>
+      </w:pPr>
+      <w:r>
+        <w:rPr>
+          <w:b/>
+          <w:bCs/>
+          <w:noProof/>
+          <w:sz w:val="22"/>
+          <w:szCs w:val="14"/>
+          <w:lang w:val="en-IN" w:eastAsia="en-AU" w:bidi="ar-SA"/>
+        </w:rPr>
+        <w:t>Frameworks:</w:t>
+      </w:r>
+      <w:r>
+        <w:rPr>
+          <w:noProof/>
+          <w:sz w:val="22"/>
+          <w:szCs w:val="14"/>
+          <w:lang w:val="en-IN" w:eastAsia="en-AU" w:bidi="ar-SA"/>
+        </w:rPr>
+        <w:t xml:space="preserve"> </w:t>
+      </w:r>
+      <w:r>
+        <w:rPr>
+          <w:noProof/>
+          <w:sz w:val="22"/>
+          <w:szCs w:val="14"/>
+          <w:lang w:val="en-IN" w:eastAsia="en-AU" w:bidi="ar-SA"/>
+        </w:rPr>
+        <w:t xml:space="preserve"> Spring Boot </w:t>
+      </w:r>
+      <w:r>
+        <w:rPr>
+          <w:noProof/>
+          <w:sz w:val="22"/>
+          <w:szCs w:val="14"/>
+          <w:lang w:val="en-IN" w:eastAsia="en-AU" w:bidi="ar-SA"/>
+        </w:rPr>
+        <w:t xml:space="preserve">, </w:t>
+      </w:r>
+      <w:r>
+        <w:rPr>
+          <w:noProof/>
+          <w:sz w:val="22"/>
+          <w:szCs w:val="14"/>
+          <w:lang w:val="en-IN" w:eastAsia="en-AU" w:bidi="ar-SA"/>
+        </w:rPr>
+        <w:t xml:space="preserve">Spring Security </w:t>
+      </w:r>
+      <w:r>
+        <w:rPr>
+          <w:noProof/>
+          <w:sz w:val="22"/>
+          <w:szCs w:val="14"/>
+          <w:lang w:val="en-IN" w:eastAsia="en-AU" w:bidi="ar-SA"/>
+        </w:rPr>
+        <w:t xml:space="preserve">, </w:t>
+      </w:r>
+      <w:r>
+        <w:rPr>
+          <w:noProof/>
+          <w:sz w:val="22"/>
+          <w:szCs w:val="14"/>
+          <w:lang w:val="en-IN" w:eastAsia="en-AU" w:bidi="ar-SA"/>
+        </w:rPr>
+        <w:t xml:space="preserve">Spring Data JPA </w:t>
+      </w:r>
+      <w:r>
+        <w:rPr>
+          <w:noProof/>
+          <w:sz w:val="22"/>
+          <w:szCs w:val="14"/>
+          <w:lang w:val="en-IN" w:eastAsia="en-AU" w:bidi="ar-SA"/>
+        </w:rPr>
+        <w:t xml:space="preserve">, </w:t>
+      </w:r>
+      <w:r>
+        <w:rPr>
+          <w:noProof/>
+          <w:sz w:val="22"/>
+          <w:szCs w:val="14"/>
+          <w:lang w:val="en-IN" w:eastAsia="en-AU" w:bidi="ar-SA"/>
+        </w:rPr>
+        <w:t xml:space="preserve">Hibernate </w:t>
+      </w:r>
+      <w:r>
+        <w:rPr>
+          <w:noProof/>
+          <w:sz w:val="22"/>
+          <w:szCs w:val="14"/>
+          <w:lang w:val="en-IN" w:eastAsia="en-AU" w:bidi="ar-SA"/>
+        </w:rPr>
+        <w:t xml:space="preserve">, </w:t>
+      </w:r>
+      <w:r>
+        <w:rPr>
+          <w:noProof/>
+          <w:sz w:val="22"/>
+          <w:szCs w:val="14"/>
+          <w:lang w:val="en-IN" w:eastAsia="en-AU" w:bidi="ar-SA"/>
+        </w:rPr>
+        <w:t xml:space="preserve">REST APIs </w:t>
+      </w:r>
+      <w:r>
+        <w:rPr>
+          <w:noProof/>
+          <w:sz w:val="22"/>
+          <w:szCs w:val="14"/>
+          <w:lang w:val="en-IN" w:eastAsia="en-AU" w:bidi="ar-SA"/>
+        </w:rPr>
+        <w:t>,</w:t>
+      </w:r>
+    </w:p>
+    <w:p>
+      <w:pPr>
+        <w:ind w:left="1440"/>
+        <w:rPr>
+          <w:noProof/>
+          <w:sz w:val="22"/>
+          <w:szCs w:val="14"/>
+          <w:lang w:val="en-IN" w:eastAsia="en-AU" w:bidi="ar-SA"/>
+        </w:rPr>
+      </w:pPr>
+      <w:r>
+        <w:rPr>
+          <w:b/>
+          <w:bCs/>
+          <w:noProof/>
+          <w:sz w:val="22"/>
+          <w:szCs w:val="14"/>
+          <w:lang w:val="en-IN" w:eastAsia="en-AU" w:bidi="ar-SA"/>
+        </w:rPr>
+        <w:t xml:space="preserve">    </w:t>
+      </w:r>
+      <w:r>
+        <w:rPr>
+          <w:noProof/>
+          <w:sz w:val="22"/>
+          <w:szCs w:val="14"/>
+          <w:lang w:val="en-IN" w:eastAsia="en-AU" w:bidi="ar-SA"/>
+        </w:rPr>
+        <w:t>JWT Authentication</w:t>
+      </w:r>
+      <w:r>
+        <w:rPr>
+          <w:noProof/>
+          <w:sz w:val="22"/>
+          <w:szCs w:val="14"/>
+          <w:lang w:val="en-IN" w:eastAsia="en-AU" w:bidi="ar-SA"/>
+        </w:rPr>
+        <w:t xml:space="preserve"> , </w:t>
+      </w:r>
+      <w:r>
+        <w:rPr>
+          <w:noProof/>
+          <w:sz w:val="22"/>
+          <w:szCs w:val="14"/>
+          <w:lang w:val="en-IN" w:eastAsia="en-AU" w:bidi="ar-SA"/>
+        </w:rPr>
+        <w:t>Microservices</w:t>
       </w:r>
     </w:p>
     <w:p>
@@ -427,16 +603,34 @@
           <w:szCs w:val="14"/>
           <w:lang w:val="en-IN" w:eastAsia="en-AU" w:bidi="ar-SA"/>
         </w:rPr>
-        <w:t>Frameworks:</w:t>
-      </w:r>
-      <w:r>
-        <w:rPr>
-          <w:noProof/>
-          <w:sz w:val="22"/>
-          <w:szCs w:val="14"/>
-          <w:lang w:val="en-IN" w:eastAsia="en-AU" w:bidi="ar-SA"/>
-        </w:rPr>
-        <w:t xml:space="preserve"> Spring Boot, Spring Data JPA</w:t>
+        <w:t>Web Technologies:</w:t>
+      </w:r>
+      <w:r>
+        <w:rPr>
+          <w:noProof/>
+          <w:sz w:val="22"/>
+          <w:szCs w:val="14"/>
+          <w:lang w:val="en-IN" w:eastAsia="en-AU" w:bidi="ar-SA"/>
+        </w:rPr>
+        <w:t xml:space="preserve"> HTML</w:t>
+      </w:r>
+      <w:r>
+        <w:rPr>
+          <w:noProof/>
+          <w:sz w:val="22"/>
+          <w:szCs w:val="14"/>
+          <w:lang w:val="en-IN" w:eastAsia="en-AU" w:bidi="ar-SA"/>
+        </w:rPr>
+        <w:t xml:space="preserve"> </w:t>
+      </w:r>
+      <w:r>
+        <w:rPr>
+          <w:noProof/>
+          <w:sz w:val="22"/>
+          <w:szCs w:val="14"/>
+          <w:lang w:val="en-IN" w:eastAsia="en-AU" w:bidi="ar-SA"/>
+        </w:rPr>
+        <w:t>, CSS</w:t>
       </w:r>
     </w:p>
     <w:p>
@@ -461,16 +655,91 @@
           <w:szCs w:val="14"/>
           <w:lang w:val="en-IN" w:eastAsia="en-AU" w:bidi="ar-SA"/>
         </w:rPr>
-        <w:t>Web Technologies:</w:t>
-      </w:r>
-      <w:r>
-        <w:rPr>
-          <w:noProof/>
-          <w:sz w:val="22"/>
-          <w:szCs w:val="14"/>
-          <w:lang w:val="en-IN" w:eastAsia="en-AU" w:bidi="ar-SA"/>
-        </w:rPr>
-        <w:t xml:space="preserve"> HTML, CSS</w:t>
+        <w:t>Databases:</w:t>
+      </w:r>
+      <w:r>
+        <w:rPr>
+          <w:noProof/>
+          <w:sz w:val="22"/>
+          <w:szCs w:val="14"/>
+          <w:lang w:val="en-IN" w:eastAsia="en-AU" w:bidi="ar-SA"/>
+        </w:rPr>
+        <w:t xml:space="preserve"> </w:t>
+      </w:r>
+      <w:r>
+        <w:rPr>
+          <w:noProof/>
+          <w:sz w:val="22"/>
+          <w:szCs w:val="14"/>
+          <w:lang w:val="en-IN" w:eastAsia="en-AU" w:bidi="ar-SA"/>
+        </w:rPr>
+        <w:t xml:space="preserve"> </w:t>
+      </w:r>
+      <w:r>
+        <w:rPr>
+          <w:noProof/>
+          <w:sz w:val="22"/>
+          <w:szCs w:val="14"/>
+          <w:lang w:val="en-IN" w:eastAsia="en-AU" w:bidi="ar-SA"/>
+        </w:rPr>
+        <w:t>SQL</w:t>
+      </w:r>
+      <w:r>
+        <w:rPr>
+          <w:noProof/>
+          <w:sz w:val="22"/>
+          <w:szCs w:val="14"/>
+          <w:lang w:val="en-IN" w:eastAsia="en-AU" w:bidi="ar-SA"/>
+        </w:rPr>
+        <w:t xml:space="preserve"> </w:t>
+      </w:r>
+      <w:r>
+        <w:rPr>
+          <w:noProof/>
+          <w:sz w:val="22"/>
+          <w:szCs w:val="14"/>
+          <w:lang w:val="en-IN" w:eastAsia="en-AU" w:bidi="ar-SA"/>
+        </w:rPr>
+        <w:t xml:space="preserve">, </w:t>
+      </w:r>
+      <w:r>
+        <w:rPr>
+          <w:noProof/>
+          <w:sz w:val="22"/>
+          <w:szCs w:val="14"/>
+          <w:lang w:val="en-IN" w:eastAsia="en-AU"/>
+        </w:rPr>
+        <w:t>H2 Database</w:t>
+      </w:r>
+      <w:r>
+        <w:rPr>
+          <w:noProof/>
+          <w:sz w:val="22"/>
+          <w:szCs w:val="14"/>
+          <w:lang w:val="en-IN" w:eastAsia="en-AU" w:bidi="ar-SA"/>
+        </w:rPr>
+        <w:t>,</w:t>
+      </w:r>
+      <w:r>
+        <w:t xml:space="preserve"> </w:t>
+      </w:r>
+      <w:r>
+        <w:rPr>
+          <w:noProof/>
+          <w:sz w:val="22"/>
+          <w:szCs w:val="14"/>
+          <w:lang w:val="en-IN" w:eastAsia="en-AU"/>
+        </w:rPr>
+        <w:t>PostgreSQL</w:t>
+      </w:r>
+      <w:r>
+        <w:rPr>
+          <w:noProof/>
+          <w:sz w:val="22"/>
+          <w:szCs w:val="14"/>
+          <w:lang w:val="en-IN" w:eastAsia="en-AU"/>
+        </w:rPr>
+        <w:t xml:space="preserve"> </w:t>
       </w:r>
     </w:p>
     <w:p>
@@ -495,25 +764,136 @@
           <w:szCs w:val="14"/>
           <w:lang w:val="en-IN" w:eastAsia="en-AU" w:bidi="ar-SA"/>
         </w:rPr>
-        <w:t>Databases:</w:t>
-      </w:r>
-      <w:r>
-        <w:rPr>
-          <w:noProof/>
-          <w:sz w:val="22"/>
-          <w:szCs w:val="14"/>
-          <w:lang w:val="en-IN" w:eastAsia="en-AU" w:bidi="ar-SA"/>
-        </w:rPr>
-        <w:t xml:space="preserve"> MySQL</w:t>
-      </w:r>
-      <w:r>
-        <w:rPr>
-          <w:noProof/>
-          <w:sz w:val="22"/>
-          <w:szCs w:val="14"/>
-          <w:lang w:val="en-IN" w:eastAsia="en-AU" w:bidi="ar-SA"/>
-        </w:rPr>
-        <w:t>, H2-console</w:t>
+        <w:t>Tools:</w:t>
+      </w:r>
+      <w:r>
+        <w:rPr>
+          <w:noProof/>
+          <w:sz w:val="22"/>
+          <w:szCs w:val="14"/>
+          <w:lang w:val="en-IN" w:eastAsia="en-AU" w:bidi="ar-SA"/>
+        </w:rPr>
+        <w:t xml:space="preserve"> Git</w:t>
+      </w:r>
+      <w:r>
+        <w:rPr>
+          <w:noProof/>
+          <w:sz w:val="22"/>
+          <w:szCs w:val="14"/>
+          <w:lang w:val="en-IN" w:eastAsia="en-AU" w:bidi="ar-SA"/>
+        </w:rPr>
+        <w:t xml:space="preserve"> </w:t>
+      </w:r>
+      <w:r>
+        <w:rPr>
+          <w:noProof/>
+          <w:sz w:val="22"/>
+          <w:szCs w:val="14"/>
+          <w:lang w:val="en-IN" w:eastAsia="en-AU" w:bidi="ar-SA"/>
+        </w:rPr>
+        <w:t>, GitHub</w:t>
+      </w:r>
+      <w:r>
+        <w:rPr>
+          <w:noProof/>
+          <w:sz w:val="22"/>
+          <w:szCs w:val="14"/>
+          <w:lang w:val="en-IN" w:eastAsia="en-AU" w:bidi="ar-SA"/>
+        </w:rPr>
+        <w:t xml:space="preserve"> </w:t>
+      </w:r>
+      <w:r>
+        <w:rPr>
+          <w:noProof/>
+          <w:sz w:val="22"/>
+          <w:szCs w:val="14"/>
+          <w:lang w:val="en-IN" w:eastAsia="en-AU" w:bidi="ar-SA"/>
+        </w:rPr>
+        <w:t>, Maven</w:t>
+      </w:r>
+      <w:r>
+        <w:rPr>
+          <w:noProof/>
+          <w:sz w:val="22"/>
+          <w:szCs w:val="14"/>
+          <w:lang w:val="en-IN" w:eastAsia="en-AU" w:bidi="ar-SA"/>
+        </w:rPr>
+        <w:t xml:space="preserve"> </w:t>
+      </w:r>
+      <w:r>
+        <w:rPr>
+          <w:noProof/>
+          <w:sz w:val="22"/>
+          <w:szCs w:val="14"/>
+          <w:lang w:val="en-IN" w:eastAsia="en-AU" w:bidi="ar-SA"/>
+        </w:rPr>
+        <w:t>, Postman</w:t>
+      </w:r>
+      <w:r>
+        <w:rPr>
+          <w:noProof/>
+          <w:sz w:val="22"/>
+          <w:szCs w:val="14"/>
+          <w:lang w:eastAsia="en-AU"/>
+        </w:rPr>
+        <w:t xml:space="preserve"> </w:t>
+      </w:r>
+      <w:r>
+        <w:rPr>
+          <w:noProof/>
+          <w:sz w:val="22"/>
+          <w:szCs w:val="14"/>
+          <w:lang w:eastAsia="en-AU"/>
+        </w:rPr>
+        <w:t xml:space="preserve">, </w:t>
+      </w:r>
+      <w:r>
+        <w:rPr>
+          <w:noProof/>
+          <w:sz w:val="22"/>
+          <w:szCs w:val="14"/>
+          <w:lang w:eastAsia="en-AU"/>
+        </w:rPr>
+        <w:t>IntelliJ</w:t>
+      </w:r>
+      <w:r>
+        <w:rPr>
+          <w:noProof/>
+          <w:sz w:val="22"/>
+          <w:szCs w:val="14"/>
+          <w:lang w:val="en-IN" w:eastAsia="en-AU"/>
+        </w:rPr>
+        <w:t xml:space="preserve"> </w:t>
+      </w:r>
+      <w:r>
+        <w:rPr>
+          <w:noProof/>
+          <w:sz w:val="22"/>
+          <w:szCs w:val="14"/>
+          <w:lang w:eastAsia="en-AU"/>
+        </w:rPr>
+        <w:t>IDEA</w:t>
+      </w:r>
+      <w:r>
+        <w:rPr>
+          <w:noProof/>
+          <w:sz w:val="22"/>
+          <w:szCs w:val="14"/>
+          <w:lang w:eastAsia="en-AU"/>
+        </w:rPr>
+        <w:t xml:space="preserve"> ,</w:t>
+      </w:r>
+      <w:r>
+        <w:t xml:space="preserve"> </w:t>
+      </w:r>
+      <w:r>
+        <w:rPr>
+          <w:noProof/>
+          <w:sz w:val="22"/>
+          <w:szCs w:val="14"/>
+          <w:lang w:eastAsia="en-AU"/>
+        </w:rPr>
+        <w:t>VS Code</w:t>
       </w:r>
     </w:p>
     <w:p>
@@ -526,7 +906,7 @@
           <w:noProof/>
           <w:sz w:val="22"/>
           <w:szCs w:val="14"/>
-          <w:lang w:val="en-IN" w:eastAsia="en-AU" w:bidi="ar-SA"/>
+          <w:lang w:val="en-IN" w:eastAsia="en-AU"/>
         </w:rPr>
       </w:pPr>
       <w:r>
@@ -536,18 +916,76 @@
           <w:noProof/>
           <w:sz w:val="22"/>
           <w:szCs w:val="14"/>
-          <w:lang w:val="en-IN" w:eastAsia="en-AU" w:bidi="ar-SA"/>
-        </w:rPr>
-        <w:t>Tools:</w:t>
-      </w:r>
-      <w:r>
-        <w:rPr>
-          <w:noProof/>
-          <w:sz w:val="22"/>
-          <w:szCs w:val="14"/>
-          <w:lang w:val="en-IN" w:eastAsia="en-AU" w:bidi="ar-SA"/>
-        </w:rPr>
-        <w:t xml:space="preserve"> Git, GitHub, Maven, Postman</w:t>
+          <w:lang w:val="en-IN" w:eastAsia="en-AU"/>
+        </w:rPr>
+        <w:t>Cloud &amp; DevOps</w:t>
+      </w:r>
+      <w:r>
+        <w:rPr>
+          <w:b/>
+          <w:bCs/>
+          <w:noProof/>
+          <w:sz w:val="22"/>
+          <w:szCs w:val="14"/>
+          <w:lang w:val="en-IN" w:eastAsia="en-AU"/>
+        </w:rPr>
+        <w:t xml:space="preserve">: </w:t>
+      </w:r>
+      <w:r>
+        <w:rPr>
+          <w:b/>
+          <w:bCs/>
+          <w:noProof/>
+          <w:sz w:val="22"/>
+          <w:szCs w:val="14"/>
+          <w:lang w:val="en-IN" w:eastAsia="en-AU"/>
+        </w:rPr>
+        <w:t xml:space="preserve"> </w:t>
+      </w:r>
+      <w:r>
+        <w:rPr>
+          <w:noProof/>
+          <w:sz w:val="22"/>
+          <w:szCs w:val="14"/>
+          <w:lang w:val="en-IN" w:eastAsia="en-AU"/>
+        </w:rPr>
+        <w:t xml:space="preserve">Docker </w:t>
+      </w:r>
+      <w:r>
+        <w:rPr>
+          <w:noProof/>
+          <w:sz w:val="22"/>
+          <w:szCs w:val="14"/>
+          <w:lang w:val="en-IN" w:eastAsia="en-AU"/>
+        </w:rPr>
+        <w:t>,</w:t>
+      </w:r>
+      <w:r>
+        <w:rPr>
+          <w:noProof/>
+          <w:sz w:val="22"/>
+          <w:szCs w:val="14"/>
+          <w:lang w:val="en-IN" w:eastAsia="en-AU"/>
+        </w:rPr>
+        <w:t xml:space="preserve"> </w:t>
+      </w:r>
+      <w:r>
+        <w:rPr>
+          <w:noProof/>
+          <w:sz w:val="22"/>
+          <w:szCs w:val="14"/>
+          <w:lang w:val="en-IN" w:eastAsia="en-AU"/>
+        </w:rPr>
+        <w:t xml:space="preserve"> </w:t>
+      </w:r>
+      <w:r>
+        <w:rPr>
+          <w:noProof/>
+          <w:sz w:val="22"/>
+          <w:szCs w:val="14"/>
+          <w:lang w:val="en-IN" w:eastAsia="en-AU"/>
+        </w:rPr>
+        <w:t xml:space="preserve">AWS  </w:t>
       </w:r>
     </w:p>
     <w:p>
@@ -581,7 +1019,79 @@
           <w:szCs w:val="14"/>
           <w:lang w:val="en-IN" w:eastAsia="en-AU" w:bidi="ar-SA"/>
         </w:rPr>
-        <w:t xml:space="preserve"> REST APIs, OOP, CRUD operations</w:t>
+        <w:t xml:space="preserve"> REST APIs</w:t>
+      </w:r>
+      <w:r>
+        <w:rPr>
+          <w:noProof/>
+          <w:sz w:val="22"/>
+          <w:szCs w:val="14"/>
+          <w:lang w:val="en-IN" w:eastAsia="en-AU" w:bidi="ar-SA"/>
+        </w:rPr>
+        <w:t xml:space="preserve"> </w:t>
+      </w:r>
+      <w:r>
+        <w:rPr>
+          <w:noProof/>
+          <w:sz w:val="22"/>
+          <w:szCs w:val="14"/>
+          <w:lang w:val="en-IN" w:eastAsia="en-AU" w:bidi="ar-SA"/>
+        </w:rPr>
+        <w:t>, OOP</w:t>
+      </w:r>
+      <w:r>
+        <w:rPr>
+          <w:noProof/>
+          <w:sz w:val="22"/>
+          <w:szCs w:val="14"/>
+          <w:lang w:val="en-IN" w:eastAsia="en-AU" w:bidi="ar-SA"/>
+        </w:rPr>
+        <w:t xml:space="preserve"> </w:t>
+      </w:r>
+      <w:r>
+        <w:rPr>
+          <w:noProof/>
+          <w:sz w:val="22"/>
+          <w:szCs w:val="14"/>
+          <w:lang w:val="en-IN" w:eastAsia="en-AU" w:bidi="ar-SA"/>
+        </w:rPr>
+        <w:t>, CRUD operations</w:t>
+      </w:r>
+      <w:r>
+        <w:rPr>
+          <w:noProof/>
+          <w:sz w:val="22"/>
+          <w:szCs w:val="14"/>
+          <w:lang w:val="en-IN" w:eastAsia="en-AU" w:bidi="ar-SA"/>
+        </w:rPr>
+        <w:t xml:space="preserve"> , </w:t>
+      </w:r>
+      <w:r>
+        <w:rPr>
+          <w:noProof/>
+          <w:sz w:val="22"/>
+          <w:szCs w:val="14"/>
+          <w:lang w:val="en-IN" w:eastAsia="en-AU"/>
+        </w:rPr>
+        <w:t>Authentication &amp; Authorization</w:t>
+      </w:r>
+      <w:r>
+        <w:rPr>
+          <w:noProof/>
+          <w:sz w:val="22"/>
+          <w:szCs w:val="14"/>
+          <w:lang w:val="en-IN" w:eastAsia="en-AU"/>
+        </w:rPr>
+        <w:t xml:space="preserve"> , </w:t>
+      </w:r>
+      <w:r>
+        <w:rPr>
+          <w:noProof/>
+          <w:sz w:val="22"/>
+          <w:szCs w:val="14"/>
+          <w:lang w:eastAsia="en-AU"/>
+        </w:rPr>
+        <w:t>API Design</w:t>
       </w:r>
     </w:p>
     <w:p>
@@ -601,7 +1111,7 @@
           <w:lang w:val="en-IN" w:eastAsia="en-AU" w:bidi="ar-SA"/>
         </w:rPr>
         <w:pict w14:anchorId="2C79D292">
-          <v:rect id="_x0000_i1027" style="width:0;height:1.5pt" o:hralign="center" o:hrstd="t" o:hr="t" fillcolor="#a0a0a0" stroked="f"/>
+          <v:rect id="_x0000_i1043" style="width:0;height:1.5pt" o:hralign="center" o:hrstd="t" o:hr="t" fillcolor="#a0a0a0" stroked="f"/>
         </w:pict>
       </w:r>
     </w:p>
@@ -669,17 +1179,7 @@
           <w:szCs w:val="14"/>
           <w:lang w:val="en-IN" w:eastAsia="en-AU" w:bidi="ar-SA"/>
         </w:rPr>
-        <w:t xml:space="preserve">💻 </w:t>
-      </w:r>
-      <w:r>
-        <w:rPr>
-          <w:rFonts w:ascii="Segoe UI Emoji" w:hAnsi="Segoe UI Emoji" w:cs="Segoe UI Emoji"/>
-          <w:noProof/>
-          <w:sz w:val="22"/>
-          <w:szCs w:val="14"/>
-          <w:lang w:val="en-IN" w:eastAsia="en-AU" w:bidi="ar-SA"/>
-        </w:rPr>
-        <w:t>Github</w:t>
+        <w:t>💻 Github</w:t>
       </w:r>
       <w:r>
         <w:rPr>
@@ -712,17 +1212,7 @@
           <w:szCs w:val="14"/>
           <w:lang w:val="en-IN" w:eastAsia="en-AU" w:bidi="ar-SA"/>
         </w:rPr>
-        <w:t xml:space="preserve">  |  </w:t>
-      </w:r>
-      <w:r>
-        <w:rPr>
-          <w:rFonts w:ascii="Segoe UI Emoji" w:hAnsi="Segoe UI Emoji" w:cs="Segoe UI Emoji"/>
-          <w:noProof/>
-          <w:sz w:val="22"/>
-          <w:szCs w:val="14"/>
-          <w:lang w:val="en-IN" w:eastAsia="en-AU" w:bidi="ar-SA"/>
-        </w:rPr>
-        <w:t>🌐</w:t>
+        <w:t xml:space="preserve">  |  🌐</w:t>
       </w:r>
       <w:r>
         <w:rPr>
@@ -744,34 +1234,17 @@
             <w:szCs w:val="14"/>
             <w:lang w:val="en-IN" w:eastAsia="en-AU" w:bidi="ar-SA"/>
           </w:rPr>
-          <w:t>StudHunt-AI/LiveD</w:t>
-        </w:r>
-        <w:r>
-          <w:rPr>
-            <w:rStyle w:val="Hyperlink"/>
-            <w:rFonts w:ascii="Segoe UI Emoji" w:hAnsi="Segoe UI Emoji" w:cs="Segoe UI Emoji"/>
-            <w:noProof/>
-            <w:sz w:val="22"/>
-            <w:szCs w:val="14"/>
-            <w:lang w:val="en-IN" w:eastAsia="en-AU" w:bidi="ar-SA"/>
-          </w:rPr>
-          <w:t>e</w:t>
-        </w:r>
-        <w:r>
-          <w:rPr>
-            <w:rStyle w:val="Hyperlink"/>
-            <w:rFonts w:ascii="Segoe UI Emoji" w:hAnsi="Segoe UI Emoji" w:cs="Segoe UI Emoji"/>
-            <w:noProof/>
-            <w:sz w:val="22"/>
-            <w:szCs w:val="14"/>
-            <w:lang w:val="en-IN" w:eastAsia="en-AU" w:bidi="ar-SA"/>
-          </w:rPr>
-          <w:t>mo</w:t>
+          <w:t>StudHunt-AI/LiveDemo</w:t>
         </w:r>
       </w:hyperlink>
     </w:p>
     <w:p>
       <w:pPr>
+        <w:pStyle w:val="ListParagraph"/>
+        <w:numPr>
+          <w:ilvl w:val="0"/>
+          <w:numId w:val="10"/>
+        </w:numPr>
         <w:rPr>
           <w:noProof/>
           <w:sz w:val="22"/>
@@ -791,9 +1264,10 @@
     </w:p>
     <w:p>
       <w:pPr>
+        <w:pStyle w:val="ListParagraph"/>
         <w:numPr>
           <w:ilvl w:val="0"/>
-          <w:numId w:val="8"/>
+          <w:numId w:val="10"/>
         </w:numPr>
         <w:rPr>
           <w:noProof/>
@@ -809,14 +1283,15 @@
           <w:szCs w:val="14"/>
           <w:lang w:val="en-IN" w:eastAsia="en-AU" w:bidi="ar-SA"/>
         </w:rPr>
-        <w:t>Developed REST APIs for auth, posts, comments, and AI content generation</w:t>
+        <w:t>Creating a full-stack student platform that utilizes AI with Spring Boot and React.</w:t>
       </w:r>
     </w:p>
     <w:p>
       <w:pPr>
+        <w:pStyle w:val="ListParagraph"/>
         <w:numPr>
           <w:ilvl w:val="0"/>
-          <w:numId w:val="8"/>
+          <w:numId w:val="10"/>
         </w:numPr>
         <w:rPr>
           <w:noProof/>
@@ -832,14 +1307,15 @@
           <w:szCs w:val="14"/>
           <w:lang w:val="en-IN" w:eastAsia="en-AU" w:bidi="ar-SA"/>
         </w:rPr>
-        <w:t>Integrated Gemini AI for roadmaps, summaries, and MCQs</w:t>
+        <w:t>Developing secure authentication using Spring Security and JWT for access control.</w:t>
       </w:r>
     </w:p>
     <w:p>
       <w:pPr>
+        <w:pStyle w:val="ListParagraph"/>
         <w:numPr>
           <w:ilvl w:val="0"/>
-          <w:numId w:val="8"/>
+          <w:numId w:val="10"/>
         </w:numPr>
         <w:rPr>
           <w:noProof/>
@@ -855,39 +1331,86 @@
           <w:szCs w:val="14"/>
           <w:lang w:val="en-IN" w:eastAsia="en-AU" w:bidi="ar-SA"/>
         </w:rPr>
-        <w:t>Deployed on Render + Vercel, solved CORS, routing, and cold start issues</w:t>
+        <w:t>Creating REST APIs for posts, comments, profiles and AI learning features.</w:t>
       </w:r>
     </w:p>
     <w:p>
       <w:pPr>
+        <w:pStyle w:val="ListParagraph"/>
         <w:numPr>
           <w:ilvl w:val="0"/>
-          <w:numId w:val="8"/>
+          <w:numId w:val="10"/>
         </w:numPr>
         <w:rPr>
-          <w:b/>
-          <w:bCs/>
-          <w:noProof/>
-          <w:sz w:val="22"/>
-          <w:szCs w:val="14"/>
-          <w:lang w:val="en-IN" w:eastAsia="en-AU" w:bidi="ar-SA"/>
-        </w:rPr>
-      </w:pPr>
-      <w:r>
-        <w:rPr>
-          <w:noProof/>
-          <w:sz w:val="22"/>
-          <w:szCs w:val="14"/>
-          <w:lang w:val="en-IN" w:eastAsia="en-AU" w:bidi="ar-SA"/>
-        </w:rPr>
-        <w:t>Used PostgreSQL/MySQL + JPA for efficient data handling</w:t>
+          <w:noProof/>
+          <w:sz w:val="22"/>
+          <w:szCs w:val="14"/>
+          <w:lang w:val="en-IN" w:eastAsia="en-AU" w:bidi="ar-SA"/>
+        </w:rPr>
+      </w:pPr>
+      <w:r>
+        <w:rPr>
+          <w:noProof/>
+          <w:sz w:val="22"/>
+          <w:szCs w:val="14"/>
+          <w:lang w:val="en-IN" w:eastAsia="en-AU" w:bidi="ar-SA"/>
+        </w:rPr>
+        <w:t>Docker for deployment of the backend.</w:t>
       </w:r>
     </w:p>
     <w:p>
       <w:pPr>
-        <w:rPr>
-          <w:b/>
-          <w:bCs/>
+        <w:pStyle w:val="ListParagraph"/>
+        <w:numPr>
+          <w:ilvl w:val="0"/>
+          <w:numId w:val="10"/>
+        </w:numPr>
+        <w:rPr>
+          <w:noProof/>
+          <w:sz w:val="22"/>
+          <w:szCs w:val="14"/>
+          <w:lang w:val="en-IN" w:eastAsia="en-AU" w:bidi="ar-SA"/>
+        </w:rPr>
+      </w:pPr>
+      <w:r>
+        <w:rPr>
+          <w:noProof/>
+          <w:sz w:val="22"/>
+          <w:szCs w:val="14"/>
+          <w:lang w:val="en-IN" w:eastAsia="en-AU" w:bidi="ar-SA"/>
+        </w:rPr>
+        <w:t>Backend deployment on Render with frontend on Vercel, Also resolved CORS and routing issues.</w:t>
+      </w:r>
+    </w:p>
+    <w:p>
+      <w:pPr>
+        <w:pStyle w:val="ListParagraph"/>
+        <w:numPr>
+          <w:ilvl w:val="0"/>
+          <w:numId w:val="10"/>
+        </w:numPr>
+        <w:rPr>
+          <w:noProof/>
+          <w:sz w:val="22"/>
+          <w:szCs w:val="14"/>
+          <w:lang w:val="en-IN" w:eastAsia="en-AU" w:bidi="ar-SA"/>
+        </w:rPr>
+      </w:pPr>
+      <w:r>
+        <w:rPr>
+          <w:noProof/>
+          <w:sz w:val="22"/>
+          <w:szCs w:val="14"/>
+          <w:lang w:val="en-IN" w:eastAsia="en-AU" w:bidi="ar-SA"/>
+        </w:rPr>
+        <w:t>Implementing PostgreSQL/MySQL as the persistent data store with Spring Data JPA.</w:t>
+      </w:r>
+    </w:p>
+    <w:p>
+      <w:pPr>
+        <w:pStyle w:val="ListParagraph"/>
+        <w:ind w:left="720"/>
+        <w:rPr>
           <w:noProof/>
           <w:sz w:val="22"/>
           <w:szCs w:val="14"/>
@@ -958,27 +1481,7 @@
             <w:szCs w:val="14"/>
             <w:lang w:val="en-IN" w:eastAsia="en-AU"/>
           </w:rPr>
-          <w:t>ayushah08/feel-free_Final: An Official FeelFree</w:t>
-        </w:r>
-        <w:r>
-          <w:rPr>
-            <w:rStyle w:val="Hyperlink"/>
-            <w:noProof/>
-            <w:sz w:val="22"/>
-            <w:szCs w:val="14"/>
-            <w:lang w:val="en-IN" w:eastAsia="en-AU"/>
-          </w:rPr>
-          <w:t xml:space="preserve"> </w:t>
-        </w:r>
-        <w:r>
-          <w:rPr>
-            <w:rStyle w:val="Hyperlink"/>
-            <w:noProof/>
-            <w:sz w:val="22"/>
-            <w:szCs w:val="14"/>
-            <w:lang w:val="en-IN" w:eastAsia="en-AU"/>
-          </w:rPr>
-          <w:t>Project repo</w:t>
+          <w:t>ayushah08/feel-free_Final: An Official FeelFree Project repo</w:t>
         </w:r>
       </w:hyperlink>
     </w:p>
@@ -1039,9 +1542,10 @@
     </w:p>
     <w:p>
       <w:pPr>
+        <w:pStyle w:val="ListParagraph"/>
         <w:numPr>
           <w:ilvl w:val="0"/>
-          <w:numId w:val="8"/>
+          <w:numId w:val="10"/>
         </w:numPr>
         <w:rPr>
           <w:noProof/>
@@ -1057,14 +1561,15 @@
           <w:szCs w:val="14"/>
           <w:lang w:val="en-IN" w:eastAsia="en-AU" w:bidi="ar-SA"/>
         </w:rPr>
-        <w:t>Developed a backend system where users can share thoughts anonymously and receive AI-based responses</w:t>
+        <w:t xml:space="preserve">Developed the backend of an anonymous mental wellness platform using Spring Boot. </w:t>
       </w:r>
     </w:p>
     <w:p>
       <w:pPr>
+        <w:pStyle w:val="ListParagraph"/>
         <w:numPr>
           <w:ilvl w:val="0"/>
-          <w:numId w:val="8"/>
+          <w:numId w:val="10"/>
         </w:numPr>
         <w:rPr>
           <w:noProof/>
@@ -1080,14 +1585,15 @@
           <w:szCs w:val="14"/>
           <w:lang w:val="en-IN" w:eastAsia="en-AU" w:bidi="ar-SA"/>
         </w:rPr>
-        <w:t>Built REST APIs using Spring Boot to handle sending and retrieving messages</w:t>
+        <w:t xml:space="preserve">Designed a layered architecture following the Controller-Service-Repository pattern. </w:t>
       </w:r>
     </w:p>
     <w:p>
       <w:pPr>
+        <w:pStyle w:val="ListParagraph"/>
         <w:numPr>
           <w:ilvl w:val="0"/>
-          <w:numId w:val="8"/>
+          <w:numId w:val="10"/>
         </w:numPr>
         <w:rPr>
           <w:noProof/>
@@ -1103,14 +1609,15 @@
           <w:szCs w:val="14"/>
           <w:lang w:val="en-IN" w:eastAsia="en-AU" w:bidi="ar-SA"/>
         </w:rPr>
-        <w:t>Used MySQL to store user queries and responses</w:t>
+        <w:t xml:space="preserve">Implemented secure authentication using Spring Security and JWT. </w:t>
       </w:r>
     </w:p>
     <w:p>
       <w:pPr>
+        <w:pStyle w:val="ListParagraph"/>
         <w:numPr>
           <w:ilvl w:val="0"/>
-          <w:numId w:val="8"/>
+          <w:numId w:val="10"/>
         </w:numPr>
         <w:rPr>
           <w:noProof/>
@@ -1126,14 +1633,15 @@
           <w:szCs w:val="14"/>
           <w:lang w:val="en-IN" w:eastAsia="en-AU" w:bidi="ar-SA"/>
         </w:rPr>
-        <w:t>Structured the project using Controller, Service, and Repository layers</w:t>
+        <w:t xml:space="preserve">Built REST APIs with request validation and global exception handling. </w:t>
       </w:r>
     </w:p>
     <w:p>
       <w:pPr>
+        <w:pStyle w:val="ListParagraph"/>
         <w:numPr>
           <w:ilvl w:val="0"/>
-          <w:numId w:val="8"/>
+          <w:numId w:val="10"/>
         </w:numPr>
         <w:rPr>
           <w:noProof/>
@@ -1149,14 +1657,15 @@
           <w:szCs w:val="14"/>
           <w:lang w:val="en-IN" w:eastAsia="en-AU" w:bidi="ar-SA"/>
         </w:rPr>
-        <w:t>Tested APIs using Postman to ensure correct functionality and responses</w:t>
+        <w:t xml:space="preserve">Integrated MySQL using Spring Data JPA. </w:t>
       </w:r>
     </w:p>
     <w:p>
       <w:pPr>
+        <w:pStyle w:val="ListParagraph"/>
         <w:numPr>
           <w:ilvl w:val="0"/>
-          <w:numId w:val="8"/>
+          <w:numId w:val="10"/>
         </w:numPr>
         <w:rPr>
           <w:noProof/>
@@ -1172,7 +1681,7 @@
           <w:szCs w:val="14"/>
           <w:lang w:val="en-IN" w:eastAsia="en-AU" w:bidi="ar-SA"/>
         </w:rPr>
-        <w:t>Implemented basic validation and error handling</w:t>
+        <w:t>Tested APIs using Postman.</w:t>
       </w:r>
     </w:p>
     <w:p>
@@ -1192,9 +1701,33 @@
           <w:lang w:val="en-IN" w:eastAsia="en-AU" w:bidi="ar-SA"/>
         </w:rPr>
         <w:pict w14:anchorId="588FEF26">
-          <v:rect id="_x0000_i1028" style="width:0;height:1.5pt" o:hralign="center" o:hrstd="t" o:hr="t" fillcolor="#a0a0a0" stroked="f"/>
+          <v:rect id="_x0000_i1044" style="width:0;height:1.5pt" o:hralign="center" o:hrstd="t" o:hr="t" fillcolor="#a0a0a0" stroked="f"/>
         </w:pict>
       </w:r>
+    </w:p>
+    <w:p>
+      <w:pPr>
+        <w:rPr>
+          <w:b/>
+          <w:bCs/>
+          <w:noProof/>
+          <w:sz w:val="22"/>
+          <w:szCs w:val="14"/>
+          <w:lang w:val="en-IN" w:eastAsia="en-AU" w:bidi="ar-SA"/>
+        </w:rPr>
+      </w:pPr>
+    </w:p>
+    <w:p>
+      <w:pPr>
+        <w:rPr>
+          <w:b/>
+          <w:bCs/>
+          <w:noProof/>
+          <w:sz w:val="22"/>
+          <w:szCs w:val="14"/>
+          <w:lang w:val="en-IN" w:eastAsia="en-AU" w:bidi="ar-SA"/>
+        </w:rPr>
+      </w:pPr>
     </w:p>
     <w:p>
       <w:pPr>
@@ -1696,6 +2229,155 @@
     </w:lvl>
   </w:abstractNum>
   <w:abstractNum w:abstractNumId="3" w15:restartNumberingAfterBreak="0">
+    <w:nsid w:val="269E3951"/>
+    <w:multiLevelType w:val="multilevel"/>
+    <w:tmpl w:val="0B58A56E"/>
+    <w:lvl w:ilvl="0">
+      <w:start w:val="1"/>
+      <w:numFmt w:val="bullet"/>
+      <w:lvlText w:val=""/>
+      <w:lvlJc w:val="left"/>
+      <w:pPr>
+        <w:tabs>
+          <w:tab w:val="num" w:pos="720"/>
+        </w:tabs>
+        <w:ind w:left="720" w:hanging="360"/>
+      </w:pPr>
+      <w:rPr>
+        <w:rFonts w:ascii="Symbol" w:hAnsi="Symbol" w:hint="default"/>
+        <w:sz w:val="20"/>
+      </w:rPr>
+    </w:lvl>
+    <w:lvl w:ilvl="1" w:tentative="1">
+      <w:start w:val="1"/>
+      <w:numFmt w:val="bullet"/>
+      <w:lvlText w:val="o"/>
+      <w:lvlJc w:val="left"/>
+      <w:pPr>
+        <w:tabs>
+          <w:tab w:val="num" w:pos="1440"/>
+        </w:tabs>
+        <w:ind w:left="1440" w:hanging="360"/>
+      </w:pPr>
+      <w:rPr>
+        <w:rFonts w:ascii="Courier New" w:hAnsi="Courier New" w:hint="default"/>
+        <w:sz w:val="20"/>
+      </w:rPr>
+    </w:lvl>
+    <w:lvl w:ilvl="2" w:tentative="1">
+      <w:start w:val="1"/>
+      <w:numFmt w:val="bullet"/>
+      <w:lvlText w:val=""/>
+      <w:lvlJc w:val="left"/>
+      <w:pPr>
+        <w:tabs>
+          <w:tab w:val="num" w:pos="2160"/>
+        </w:tabs>
+        <w:ind w:left="2160" w:hanging="360"/>
+      </w:pPr>
+      <w:rPr>
+        <w:rFonts w:ascii="Wingdings" w:hAnsi="Wingdings" w:hint="default"/>
+        <w:sz w:val="20"/>
+      </w:rPr>
+    </w:lvl>
+    <w:lvl w:ilvl="3" w:tentative="1">
+      <w:start w:val="1"/>
+      <w:numFmt w:val="bullet"/>
+      <w:lvlText w:val=""/>
+      <w:lvlJc w:val="left"/>
+      <w:pPr>
+        <w:tabs>
+          <w:tab w:val="num" w:pos="2880"/>
+        </w:tabs>
+        <w:ind w:left="2880" w:hanging="360"/>
+      </w:pPr>
+      <w:rPr>
+        <w:rFonts w:ascii="Wingdings" w:hAnsi="Wingdings" w:hint="default"/>
+        <w:sz w:val="20"/>
+      </w:rPr>
+    </w:lvl>
+    <w:lvl w:ilvl="4" w:tentative="1">
+      <w:start w:val="1"/>
+      <w:numFmt w:val="bullet"/>
+      <w:lvlText w:val=""/>
+      <w:lvlJc w:val="left"/>
+      <w:pPr>
+        <w:tabs>
+          <w:tab w:val="num" w:pos="3600"/>
+        </w:tabs>
+        <w:ind w:left="3600" w:hanging="360"/>
+      </w:pPr>
+      <w:rPr>
+        <w:rFonts w:ascii="Wingdings" w:hAnsi="Wingdings" w:hint="default"/>
+        <w:sz w:val="20"/>
+      </w:rPr>
+    </w:lvl>
+    <w:lvl w:ilvl="5" w:tentative="1">
+      <w:start w:val="1"/>
+      <w:numFmt w:val="bullet"/>
+      <w:lvlText w:val=""/>
+      <w:lvlJc w:val="left"/>
+      <w:pPr>
+        <w:tabs>
+          <w:tab w:val="num" w:pos="4320"/>
+        </w:tabs>
+        <w:ind w:left="4320" w:hanging="360"/>
+      </w:pPr>
+      <w:rPr>
+        <w:rFonts w:ascii="Wingdings" w:hAnsi="Wingdings" w:hint="default"/>
+        <w:sz w:val="20"/>
+      </w:rPr>
+    </w:lvl>
+    <w:lvl w:ilvl="6" w:tentative="1">
+      <w:start w:val="1"/>
+      <w:numFmt w:val="bullet"/>
+      <w:lvlText w:val=""/>
+      <w:lvlJc w:val="left"/>
+      <w:pPr>
+        <w:tabs>
+          <w:tab w:val="num" w:pos="5040"/>
+        </w:tabs>
+        <w:ind w:left="5040" w:hanging="360"/>
+      </w:pPr>
+      <w:rPr>
+        <w:rFonts w:ascii="Wingdings" w:hAnsi="Wingdings" w:hint="default"/>
+        <w:sz w:val="20"/>
+      </w:rPr>
+    </w:lvl>
+    <w:lvl w:ilvl="7" w:tentative="1">
+      <w:start w:val="1"/>
+      <w:numFmt w:val="bullet"/>
+      <w:lvlText w:val=""/>
+      <w:lvlJc w:val="left"/>
+      <w:pPr>
+        <w:tabs>
+          <w:tab w:val="num" w:pos="5760"/>
+        </w:tabs>
+        <w:ind w:left="5760" w:hanging="360"/>
+      </w:pPr>
+      <w:rPr>
+        <w:rFonts w:ascii="Wingdings" w:hAnsi="Wingdings" w:hint="default"/>
+        <w:sz w:val="20"/>
+      </w:rPr>
+    </w:lvl>
+    <w:lvl w:ilvl="8" w:tentative="1">
+      <w:start w:val="1"/>
+      <w:numFmt w:val="bullet"/>
+      <w:lvlText w:val=""/>
+      <w:lvlJc w:val="left"/>
+      <w:pPr>
+        <w:tabs>
+          <w:tab w:val="num" w:pos="6480"/>
+        </w:tabs>
+        <w:ind w:left="6480" w:hanging="360"/>
+      </w:pPr>
+      <w:rPr>
+        <w:rFonts w:ascii="Wingdings" w:hAnsi="Wingdings" w:hint="default"/>
+        <w:sz w:val="20"/>
+      </w:rPr>
+    </w:lvl>
+  </w:abstractNum>
+  <w:abstractNum w:abstractNumId="4" w15:restartNumberingAfterBreak="0">
     <w:nsid w:val="437E0370"/>
     <w:multiLevelType w:val="multilevel"/>
     <w:tmpl w:val="0B58A56E"/>
@@ -1844,7 +2526,305 @@
       </w:rPr>
     </w:lvl>
   </w:abstractNum>
-  <w:abstractNum w:abstractNumId="4" w15:restartNumberingAfterBreak="0">
+  <w:abstractNum w:abstractNumId="5" w15:restartNumberingAfterBreak="0">
+    <w:nsid w:val="4CA81F70"/>
+    <w:multiLevelType w:val="multilevel"/>
+    <w:tmpl w:val="0B58A56E"/>
+    <w:lvl w:ilvl="0">
+      <w:start w:val="1"/>
+      <w:numFmt w:val="bullet"/>
+      <w:lvlText w:val=""/>
+      <w:lvlJc w:val="left"/>
+      <w:pPr>
+        <w:tabs>
+          <w:tab w:val="num" w:pos="720"/>
+        </w:tabs>
+        <w:ind w:left="720" w:hanging="360"/>
+      </w:pPr>
+      <w:rPr>
+        <w:rFonts w:ascii="Symbol" w:hAnsi="Symbol" w:hint="default"/>
+        <w:sz w:val="20"/>
+      </w:rPr>
+    </w:lvl>
+    <w:lvl w:ilvl="1" w:tentative="1">
+      <w:start w:val="1"/>
+      <w:numFmt w:val="bullet"/>
+      <w:lvlText w:val="o"/>
+      <w:lvlJc w:val="left"/>
+      <w:pPr>
+        <w:tabs>
+          <w:tab w:val="num" w:pos="1440"/>
+        </w:tabs>
+        <w:ind w:left="1440" w:hanging="360"/>
+      </w:pPr>
+      <w:rPr>
+        <w:rFonts w:ascii="Courier New" w:hAnsi="Courier New" w:hint="default"/>
+        <w:sz w:val="20"/>
+      </w:rPr>
+    </w:lvl>
+    <w:lvl w:ilvl="2" w:tentative="1">
+      <w:start w:val="1"/>
+      <w:numFmt w:val="bullet"/>
+      <w:lvlText w:val=""/>
+      <w:lvlJc w:val="left"/>
+      <w:pPr>
+        <w:tabs>
+          <w:tab w:val="num" w:pos="2160"/>
+        </w:tabs>
+        <w:ind w:left="2160" w:hanging="360"/>
+      </w:pPr>
+      <w:rPr>
+        <w:rFonts w:ascii="Wingdings" w:hAnsi="Wingdings" w:hint="default"/>
+        <w:sz w:val="20"/>
+      </w:rPr>
+    </w:lvl>
+    <w:lvl w:ilvl="3" w:tentative="1">
+      <w:start w:val="1"/>
+      <w:numFmt w:val="bullet"/>
+      <w:lvlText w:val=""/>
+      <w:lvlJc w:val="left"/>
+      <w:pPr>
+        <w:tabs>
+          <w:tab w:val="num" w:pos="2880"/>
+        </w:tabs>
+        <w:ind w:left="2880" w:hanging="360"/>
+      </w:pPr>
+      <w:rPr>
+        <w:rFonts w:ascii="Wingdings" w:hAnsi="Wingdings" w:hint="default"/>
+        <w:sz w:val="20"/>
+      </w:rPr>
+    </w:lvl>
+    <w:lvl w:ilvl="4" w:tentative="1">
+      <w:start w:val="1"/>
+      <w:numFmt w:val="bullet"/>
+      <w:lvlText w:val=""/>
+      <w:lvlJc w:val="left"/>
+      <w:pPr>
+        <w:tabs>
+          <w:tab w:val="num" w:pos="3600"/>
+        </w:tabs>
+        <w:ind w:left="3600" w:hanging="360"/>
+      </w:pPr>
+      <w:rPr>
+        <w:rFonts w:ascii="Wingdings" w:hAnsi="Wingdings" w:hint="default"/>
+        <w:sz w:val="20"/>
+      </w:rPr>
+    </w:lvl>
+    <w:lvl w:ilvl="5" w:tentative="1">
+      <w:start w:val="1"/>
+      <w:numFmt w:val="bullet"/>
+      <w:lvlText w:val=""/>
+      <w:lvlJc w:val="left"/>
+      <w:pPr>
+        <w:tabs>
+          <w:tab w:val="num" w:pos="4320"/>
+        </w:tabs>
+        <w:ind w:left="4320" w:hanging="360"/>
+      </w:pPr>
+      <w:rPr>
+        <w:rFonts w:ascii="Wingdings" w:hAnsi="Wingdings" w:hint="default"/>
+        <w:sz w:val="20"/>
+      </w:rPr>
+    </w:lvl>
+    <w:lvl w:ilvl="6" w:tentative="1">
+      <w:start w:val="1"/>
+      <w:numFmt w:val="bullet"/>
+      <w:lvlText w:val=""/>
+      <w:lvlJc w:val="left"/>
+      <w:pPr>
+        <w:tabs>
+          <w:tab w:val="num" w:pos="5040"/>
+        </w:tabs>
+        <w:ind w:left="5040" w:hanging="360"/>
+      </w:pPr>
+      <w:rPr>
+        <w:rFonts w:ascii="Wingdings" w:hAnsi="Wingdings" w:hint="default"/>
+        <w:sz w:val="20"/>
+      </w:rPr>
+    </w:lvl>
+    <w:lvl w:ilvl="7" w:tentative="1">
+      <w:start w:val="1"/>
+      <w:numFmt w:val="bullet"/>
+      <w:lvlText w:val=""/>
+      <w:lvlJc w:val="left"/>
+      <w:pPr>
+        <w:tabs>
+          <w:tab w:val="num" w:pos="5760"/>
+        </w:tabs>
+        <w:ind w:left="5760" w:hanging="360"/>
+      </w:pPr>
+      <w:rPr>
+        <w:rFonts w:ascii="Wingdings" w:hAnsi="Wingdings" w:hint="default"/>
+        <w:sz w:val="20"/>
+      </w:rPr>
+    </w:lvl>
+    <w:lvl w:ilvl="8" w:tentative="1">
+      <w:start w:val="1"/>
+      <w:numFmt w:val="bullet"/>
+      <w:lvlText w:val=""/>
+      <w:lvlJc w:val="left"/>
+      <w:pPr>
+        <w:tabs>
+          <w:tab w:val="num" w:pos="6480"/>
+        </w:tabs>
+        <w:ind w:left="6480" w:hanging="360"/>
+      </w:pPr>
+      <w:rPr>
+        <w:rFonts w:ascii="Wingdings" w:hAnsi="Wingdings" w:hint="default"/>
+        <w:sz w:val="20"/>
+      </w:rPr>
+    </w:lvl>
+  </w:abstractNum>
+  <w:abstractNum w:abstractNumId="6" w15:restartNumberingAfterBreak="0">
+    <w:nsid w:val="55FB46E2"/>
+    <w:multiLevelType w:val="multilevel"/>
+    <w:tmpl w:val="0B58A56E"/>
+    <w:lvl w:ilvl="0">
+      <w:start w:val="1"/>
+      <w:numFmt w:val="bullet"/>
+      <w:lvlText w:val=""/>
+      <w:lvlJc w:val="left"/>
+      <w:pPr>
+        <w:tabs>
+          <w:tab w:val="num" w:pos="720"/>
+        </w:tabs>
+        <w:ind w:left="720" w:hanging="360"/>
+      </w:pPr>
+      <w:rPr>
+        <w:rFonts w:ascii="Symbol" w:hAnsi="Symbol" w:hint="default"/>
+        <w:sz w:val="20"/>
+      </w:rPr>
+    </w:lvl>
+    <w:lvl w:ilvl="1" w:tentative="1">
+      <w:start w:val="1"/>
+      <w:numFmt w:val="bullet"/>
+      <w:lvlText w:val="o"/>
+      <w:lvlJc w:val="left"/>
+      <w:pPr>
+        <w:tabs>
+          <w:tab w:val="num" w:pos="1440"/>
+        </w:tabs>
+        <w:ind w:left="1440" w:hanging="360"/>
+      </w:pPr>
+      <w:rPr>
+        <w:rFonts w:ascii="Courier New" w:hAnsi="Courier New" w:hint="default"/>
+        <w:sz w:val="20"/>
+      </w:rPr>
+    </w:lvl>
+    <w:lvl w:ilvl="2" w:tentative="1">
+      <w:start w:val="1"/>
+      <w:numFmt w:val="bullet"/>
+      <w:lvlText w:val=""/>
+      <w:lvlJc w:val="left"/>
+      <w:pPr>
+        <w:tabs>
+          <w:tab w:val="num" w:pos="2160"/>
+        </w:tabs>
+        <w:ind w:left="2160" w:hanging="360"/>
+      </w:pPr>
+      <w:rPr>
+        <w:rFonts w:ascii="Wingdings" w:hAnsi="Wingdings" w:hint="default"/>
+        <w:sz w:val="20"/>
+      </w:rPr>
+    </w:lvl>
+    <w:lvl w:ilvl="3" w:tentative="1">
+      <w:start w:val="1"/>
+      <w:numFmt w:val="bullet"/>
+      <w:lvlText w:val=""/>
+      <w:lvlJc w:val="left"/>
+      <w:pPr>
+        <w:tabs>
+          <w:tab w:val="num" w:pos="2880"/>
+        </w:tabs>
+        <w:ind w:left="2880" w:hanging="360"/>
+      </w:pPr>
+      <w:rPr>
+        <w:rFonts w:ascii="Wingdings" w:hAnsi="Wingdings" w:hint="default"/>
+        <w:sz w:val="20"/>
+      </w:rPr>
+    </w:lvl>
+    <w:lvl w:ilvl="4" w:tentative="1">
+      <w:start w:val="1"/>
+      <w:numFmt w:val="bullet"/>
+      <w:lvlText w:val=""/>
+      <w:lvlJc w:val="left"/>
+      <w:pPr>
+        <w:tabs>
+          <w:tab w:val="num" w:pos="3600"/>
+        </w:tabs>
+        <w:ind w:left="3600" w:hanging="360"/>
+      </w:pPr>
+      <w:rPr>
+        <w:rFonts w:ascii="Wingdings" w:hAnsi="Wingdings" w:hint="default"/>
+        <w:sz w:val="20"/>
+      </w:rPr>
+    </w:lvl>
+    <w:lvl w:ilvl="5" w:tentative="1">
+      <w:start w:val="1"/>
+      <w:numFmt w:val="bullet"/>
+      <w:lvlText w:val=""/>
+      <w:lvlJc w:val="left"/>
+      <w:pPr>
+        <w:tabs>
+          <w:tab w:val="num" w:pos="4320"/>
+        </w:tabs>
+        <w:ind w:left="4320" w:hanging="360"/>
+      </w:pPr>
+      <w:rPr>
+        <w:rFonts w:ascii="Wingdings" w:hAnsi="Wingdings" w:hint="default"/>
+        <w:sz w:val="20"/>
+      </w:rPr>
+    </w:lvl>
+    <w:lvl w:ilvl="6" w:tentative="1">
+      <w:start w:val="1"/>
+      <w:numFmt w:val="bullet"/>
+      <w:lvlText w:val=""/>
+      <w:lvlJc w:val="left"/>
+      <w:pPr>
+        <w:tabs>
+          <w:tab w:val="num" w:pos="5040"/>
+        </w:tabs>
+        <w:ind w:left="5040" w:hanging="360"/>
+      </w:pPr>
+      <w:rPr>
+        <w:rFonts w:ascii="Wingdings" w:hAnsi="Wingdings" w:hint="default"/>
+        <w:sz w:val="20"/>
+      </w:rPr>
+    </w:lvl>
+    <w:lvl w:ilvl="7" w:tentative="1">
+      <w:start w:val="1"/>
+      <w:numFmt w:val="bullet"/>
+      <w:lvlText w:val=""/>
+      <w:lvlJc w:val="left"/>
+      <w:pPr>
+        <w:tabs>
+          <w:tab w:val="num" w:pos="5760"/>
+        </w:tabs>
+        <w:ind w:left="5760" w:hanging="360"/>
+      </w:pPr>
+      <w:rPr>
+        <w:rFonts w:ascii="Wingdings" w:hAnsi="Wingdings" w:hint="default"/>
+        <w:sz w:val="20"/>
+      </w:rPr>
+    </w:lvl>
+    <w:lvl w:ilvl="8" w:tentative="1">
+      <w:start w:val="1"/>
+      <w:numFmt w:val="bullet"/>
+      <w:lvlText w:val=""/>
+      <w:lvlJc w:val="left"/>
+      <w:pPr>
+        <w:tabs>
+          <w:tab w:val="num" w:pos="6480"/>
+        </w:tabs>
+        <w:ind w:left="6480" w:hanging="360"/>
+      </w:pPr>
+      <w:rPr>
+        <w:rFonts w:ascii="Wingdings" w:hAnsi="Wingdings" w:hint="default"/>
+        <w:sz w:val="20"/>
+      </w:rPr>
+    </w:lvl>
+  </w:abstractNum>
+  <w:abstractNum w:abstractNumId="7" w15:restartNumberingAfterBreak="0">
     <w:nsid w:val="6D6E6839"/>
     <w:multiLevelType w:val="multilevel"/>
     <w:tmpl w:val="2A9E697E"/>
@@ -1993,7 +2973,7 @@
       </w:rPr>
     </w:lvl>
   </w:abstractNum>
-  <w:abstractNum w:abstractNumId="5" w15:restartNumberingAfterBreak="0">
+  <w:abstractNum w:abstractNumId="8" w15:restartNumberingAfterBreak="0">
     <w:nsid w:val="769D3B94"/>
     <w:multiLevelType w:val="multilevel"/>
     <w:tmpl w:val="54F468D6"/>
@@ -2106,7 +3086,7 @@
       </w:rPr>
     </w:lvl>
   </w:abstractNum>
-  <w:abstractNum w:abstractNumId="6" w15:restartNumberingAfterBreak="0">
+  <w:abstractNum w:abstractNumId="9" w15:restartNumberingAfterBreak="0">
     <w:nsid w:val="780F216E"/>
     <w:multiLevelType w:val="multilevel"/>
     <w:tmpl w:val="A216D3C4"/>
@@ -2219,7 +3199,7 @@
       </w:rPr>
     </w:lvl>
   </w:abstractNum>
-  <w:abstractNum w:abstractNumId="7" w15:restartNumberingAfterBreak="0">
+  <w:abstractNum w:abstractNumId="10" w15:restartNumberingAfterBreak="0">
     <w:nsid w:val="7D810280"/>
     <w:multiLevelType w:val="multilevel"/>
     <w:tmpl w:val="7018AD8C"/>
@@ -2336,10 +3316,10 @@
     <w:abstractNumId w:val="2"/>
   </w:num>
   <w:num w:numId="2" w16cid:durableId="506752111">
-    <w:abstractNumId w:val="6"/>
+    <w:abstractNumId w:val="9"/>
   </w:num>
   <w:num w:numId="3" w16cid:durableId="680086142">
-    <w:abstractNumId w:val="5"/>
+    <w:abstractNumId w:val="8"/>
   </w:num>
   <w:num w:numId="4" w16cid:durableId="1317420533">
     <w:abstractNumId w:val="0"/>
@@ -2348,13 +3328,22 @@
     <w:abstractNumId w:val="1"/>
   </w:num>
   <w:num w:numId="6" w16cid:durableId="1227689584">
+    <w:abstractNumId w:val="10"/>
+  </w:num>
+  <w:num w:numId="7" w16cid:durableId="2078359171">
+    <w:abstractNumId w:val="4"/>
+  </w:num>
+  <w:num w:numId="8" w16cid:durableId="1399135992">
     <w:abstractNumId w:val="7"/>
   </w:num>
-  <w:num w:numId="7" w16cid:durableId="2078359171">
+  <w:num w:numId="9" w16cid:durableId="1577325970">
     <w:abstractNumId w:val="3"/>
   </w:num>
-  <w:num w:numId="8" w16cid:durableId="1399135992">
-    <w:abstractNumId w:val="4"/>
+  <w:num w:numId="10" w16cid:durableId="1794209898">
+    <w:abstractNumId w:val="6"/>
+  </w:num>
+  <w:num w:numId="11" w16cid:durableId="939459472">
+    <w:abstractNumId w:val="5"/>
   </w:num>
 </w:numbering>
 </file>
@@ -2852,7 +3841,6 @@
   <w:style w:type="character" w:default="1" w:styleId="DefaultParagraphFont">
     <w:name w:val="Default Paragraph Font"/>
     <w:uiPriority w:val="1"/>
-    <w:semiHidden/>
     <w:unhideWhenUsed/>
   </w:style>
   <w:style w:type="table" w:default="1" w:styleId="TableNormal">
@@ -3388,6 +4376,27 @@
       <w:u w:val="single"/>
     </w:rPr>
   </w:style>
+  <w:style w:type="paragraph" w:styleId="NormalWeb">
+    <w:name w:val="Normal (Web)"/>
+    <w:basedOn w:val="Normal"/>
+    <w:uiPriority w:val="99"/>
+    <w:semiHidden/>
+    <w:unhideWhenUsed/>
+    <w:rsid w:val="0069511B"/>
+    <w:pPr>
+      <w:widowControl/>
+      <w:autoSpaceDE/>
+      <w:autoSpaceDN/>
+      <w:spacing w:before="100" w:beforeAutospacing="1" w:after="100" w:afterAutospacing="1" w:line="240" w:lineRule="auto"/>
+    </w:pPr>
+    <w:rPr>
+      <w:rFonts w:ascii="Times New Roman" w:eastAsia="Times New Roman" w:hAnsi="Times New Roman" w:cs="Times New Roman"/>
+      <w:color w:val="auto"/>
+      <w:sz w:val="24"/>
+      <w:szCs w:val="24"/>
+      <w:lang w:val="en-IN" w:eastAsia="en-IN" w:bidi="ar-SA"/>
+    </w:rPr>
+  </w:style>
 </w:styles>
 </file>
 
@@ -3593,6 +4602,15 @@
 </file>
 
 <file path=customXml/item1.xml><?xml version="1.0" encoding="utf-8"?>
+<?mso-contentType ?>
+<FormTemplates xmlns="http://schemas.microsoft.com/sharepoint/v3/contenttype/forms">
+  <Display>DocumentLibraryForm</Display>
+  <Edit>DocumentLibraryForm</Edit>
+  <New>DocumentLibraryForm</New>
+</FormTemplates>
+</file>
+
+<file path=customXml/item2.xml><?xml version="1.0" encoding="utf-8"?>
 <p:properties xmlns:p="http://schemas.microsoft.com/office/2006/metadata/properties" xmlns:xsi="http://www.w3.org/2001/XMLSchema-instance" xmlns:pc="http://schemas.microsoft.com/office/infopath/2007/PartnerControls">
   <documentManagement>
     <_ip_UnifiedCompliancePolicyUIAction xmlns="http://schemas.microsoft.com/sharepoint/v3" xsi:nil="true"/>
@@ -3610,15 +4628,6 @@
     <MediaServiceKeyPoints xmlns="71af3243-3dd4-4a8d-8c0d-dd76da1f02a5" xsi:nil="true"/>
   </documentManagement>
 </p:properties>
-</file>
-
-<file path=customXml/item2.xml><?xml version="1.0" encoding="utf-8"?>
-<?mso-contentType ?>
-<FormTemplates xmlns="http://schemas.microsoft.com/sharepoint/v3/contenttype/forms">
-  <Display>DocumentLibraryForm</Display>
-  <Edit>DocumentLibraryForm</Edit>
-  <New>DocumentLibraryForm</New>
-</FormTemplates>
 </file>
 
 <file path=customXml/item3.xml><?xml version="1.0" encoding="utf-8"?>
@@ -3922,6 +4931,14 @@
 </file>
 
 <file path=customXml/itemProps1.xml><?xml version="1.0" encoding="utf-8"?>
+<ds:datastoreItem xmlns:ds="http://schemas.openxmlformats.org/officeDocument/2006/customXml" ds:itemID="{F4BD0629-8B65-4944-8172-F26DF5366E30}">
+  <ds:schemaRefs>
+    <ds:schemaRef ds:uri="http://schemas.microsoft.com/sharepoint/v3/contenttype/forms"/>
+  </ds:schemaRefs>
+</ds:datastoreItem>
+</file>
+
+<file path=customXml/itemProps2.xml><?xml version="1.0" encoding="utf-8"?>
 <ds:datastoreItem xmlns:ds="http://schemas.openxmlformats.org/officeDocument/2006/customXml" ds:itemID="{52035B66-FC93-486B-9903-FC122DD3A96C}">
   <ds:schemaRefs>
     <ds:schemaRef ds:uri="http://schemas.microsoft.com/office/2006/metadata/properties"/>
@@ -3929,14 +4946,6 @@
     <ds:schemaRef ds:uri="http://schemas.microsoft.com/sharepoint/v3"/>
     <ds:schemaRef ds:uri="71af3243-3dd4-4a8d-8c0d-dd76da1f02a5"/>
     <ds:schemaRef ds:uri="230e9df3-be65-4c73-a93b-d1236ebd677e"/>
-  </ds:schemaRefs>
-</ds:datastoreItem>
-</file>
-
-<file path=customXml/itemProps2.xml><?xml version="1.0" encoding="utf-8"?>
-<ds:datastoreItem xmlns:ds="http://schemas.openxmlformats.org/officeDocument/2006/customXml" ds:itemID="{F4BD0629-8B65-4944-8172-F26DF5366E30}">
-  <ds:schemaRefs>
-    <ds:schemaRef ds:uri="http://schemas.microsoft.com/sharepoint/v3/contenttype/forms"/>
   </ds:schemaRefs>
 </ds:datastoreItem>
 </file>
